--- a/FP/VP527819/Final/IWC Transport Condition Audit_Reval RFT 47-26 Returnable Documents_JCE_FILLED_RevG.docx
+++ b/FP/VP527819/Final/IWC Transport Condition Audit_Reval RFT 47-26 Returnable Documents_JCE_FILLED_RevG.docx
@@ -3446,6 +3446,21 @@
       </w:r>
       <w:r>
         <w:t>Civil design and design management, roads and pavements, stormwater and flooding, water and sewer, construction-phase inspection and quality assurance, engineer's estimates and bills of quantities, Civil 3D and GIS data management.</w:t>
+      </w:r>
+    </w:p>
+    <w:p>
+      <w:pPr>
+        <w:pStyle w:val="ListBullet"/>
+        <w:spacing w:after="40"/>
+      </w:pPr>
+      <w:r>
+        <w:rPr>
+          <w:b/>
+        </w:rPr>
+        <w:t xml:space="preserve">Related capability and equipment: </w:t>
+      </w:r>
+      <w:r>
+        <w:t>JCE's related business, Glide Inside (glideinside.com.au), produces 3D digital models and visualisation for the property and construction sector. JCE offers drone photogrammetry (orthophotos, 3D models and geotagged inspection imagery) using a DJI Mavic 3 Enterprise with RTK, operated under CASA's sub-2 kg excluded category, with operator accreditation in place before services start. On this contract that capability is limited to the optional per-site rate (Item 10) for a specific asset outside 5.5 km of Sydney and Bankstown airports and clear of people; it is not used for network capture (Section 2.1).</w:t>
       </w:r>
     </w:p>
     <w:p>

--- a/FP/VP527819/Final/IWC Transport Condition Audit_Reval RFT 47-26 Returnable Documents_JCE_FILLED_RevG.docx
+++ b/FP/VP527819/Final/IWC Transport Condition Audit_Reval RFT 47-26 Returnable Documents_JCE_FILLED_RevG.docx
@@ -3460,7 +3460,7 @@
         <w:t xml:space="preserve">Related capability and equipment: </w:t>
       </w:r>
       <w:r>
-        <w:t>JCE's related business, Glide Inside (glideinside.com.au), produces 3D digital models and visualisation for the property and construction sector. JCE offers drone photogrammetry (orthophotos, 3D models and geotagged inspection imagery) using a DJI Mavic 3 Enterprise with RTK, operated under CASA's sub-2 kg excluded category, with operator accreditation in place before services start. On this contract that capability is limited to the optional per-site rate (Item 10) for a specific asset outside 5.5 km of Sydney and Bankstown airports and clear of people; it is not used for network capture (Section 2.1).</w:t>
+        <w:t>JCE's related business, Glide Inside (glideinside.com.au), produces 3D digital models and visualisation for the property and construction sector. JCE offers drone photogrammetry (orthophotos, 3D models and geotagged inspection imagery) using a DJI Mavic 3 Enterprise with RTK, operated under CASA's sub-2 kg excluded category, with operator accreditation in place before services start. Jayden has delivered drone photogrammetry on previous projects, planning automated flight paths in DroneDeploy, capturing RTK-positioned photogrammetry and high-resolution aerial stills and video, and processing in Autodesk ReCap Pro to build point clouds and terrain surfaces for use in Autodesk InfraWorks and civil design models. The workflow is flight planning in DroneDeploy (or DJI Pilot 2 or DJI FlightHub), RTK corrections from AUSCORS or CORSnet-NSW (or a local base), ground control and independent check points to verify accuracy, processing in Autodesk ReCap Pro (point clouds, surfaces and, where needed, orthophotos), design integration in Autodesk InfraWorks or Civil 3D, and QGIS for GIS and asset register delivery. On this contract that capability is limited to the optional per-site rate (Item 10) for a specific asset outside 5.5 km of Sydney and Bankstown airports and clear of people; it is not used for network capture (Section 2.1).</w:t>
       </w:r>
     </w:p>
     <w:p>
@@ -3503,6 +3503,14 @@
           <w:i w:val="0"/>
         </w:rPr>
         <w:t>[TBC - Jayden: at least three similar projects in the last five years with referees. JCE has none of its own; use the data capture and valuation partners' projects from their quotes (due 21/10/2026), labelled as the partner's projects, with referees who have agreed to be contacted.]</w:t>
+      </w:r>
+    </w:p>
+    <w:p>
+      <w:r>
+        <w:rPr>
+          <w:i w:val="0"/>
+        </w:rPr>
+        <w:t>Related capability project (supports capability only; it is a private farm drainage job, not one of the three similar council transport-asset projects): Farm drainage works, private rural client (Craig Sullivan): drone photogrammetry survey of the property using RTK-positioned automated flights, processed in Autodesk ReCap Pro to a terrain surface used to design the drainage works. Referee: Craig Sullivan, private client, phone and email [TBC - Jayden, with his consent].</w:t>
       </w:r>
     </w:p>
     <w:tbl>

--- a/FP/VP527819/Final/IWC Transport Condition Audit_Reval RFT 47-26 Returnable Documents_JCE_FILLED_RevG.docx
+++ b/FP/VP527819/Final/IWC Transport Condition Audit_Reval RFT 47-26 Returnable Documents_JCE_FILLED_RevG.docx
@@ -3460,7 +3460,7 @@
         <w:t xml:space="preserve">Related capability and equipment: </w:t>
       </w:r>
       <w:r>
-        <w:t>JCE's related business, Glide Inside (glideinside.com.au), produces 3D digital models and visualisation for the property and construction sector. JCE offers drone photogrammetry (orthophotos, 3D models and geotagged inspection imagery) using a DJI Mavic 3 Enterprise with RTK, operated under CASA's sub-2 kg excluded category, with operator accreditation in place before services start. Jayden has delivered drone photogrammetry on previous projects, planning automated flight paths in DroneDeploy, capturing RTK-positioned photogrammetry and high-resolution aerial stills and video, and processing in Autodesk ReCap Pro to build point clouds and terrain surfaces for use in Autodesk InfraWorks and civil design models. The workflow is flight planning in DroneDeploy (or DJI Pilot 2 or DJI FlightHub), RTK corrections from AUSCORS or CORSnet-NSW (or a local base), ground control and independent check points to verify accuracy, processing in Autodesk ReCap Pro (point clouds, surfaces and, where needed, orthophotos), design integration in Autodesk InfraWorks or Civil 3D, and QGIS for GIS and asset register delivery. On this contract that capability is limited to the optional per-site rate (Item 10) for a specific asset outside 5.5 km of Sydney and Bankstown airports and clear of people; it is not used for network capture (Section 2.1).</w:t>
+        <w:t>JCE's related business, Glide Inside (glideinside.com.au), produces 3D digital models and visualisation for the property and construction sector. JCE delivers drone photogrammetry (orthophotos, 3D models and geotagged inspection imagery) using a DJI Mavic 3 Enterprise with RTK, operated under CASA's sub-2 kg excluded category, with operator accreditation in place before services start. Jayden has delivered drone photogrammetry on previous projects, planning automated flight paths in DroneDeploy, capturing RTK-positioned photogrammetry and high-resolution aerial stills and video, and processing in Autodesk ReCap Pro to build point clouds and terrain surfaces for use in Autodesk InfraWorks and civil design models. The workflow is flight planning in DroneDeploy (or DJI Pilot 2 or DJI FlightHub), RTK corrections from AUSCORS or CORSnet-NSW (or a local base), ground control and independent check points to verify accuracy, processing in Autodesk ReCap Pro (point clouds, surfaces and, where needed, orthophotos), design integration in Autodesk InfraWorks or Civil 3D, and QGIS for GIS and asset register delivery. On this contract that capability is limited to the optional per-site rate (Item 10) for a specific asset outside 5.5 km of Sydney and Bankstown airports and clear of people; it is not used for network capture (Section 2.1).</w:t>
       </w:r>
     </w:p>
     <w:p>

--- a/FP/VP527819/Final/IWC Transport Condition Audit_Reval RFT 47-26 Returnable Documents_JCE_FILLED_RevG.docx
+++ b/FP/VP527819/Final/IWC Transport Condition Audit_Reval RFT 47-26 Returnable Documents_JCE_FILLED_RevG.docx
@@ -3430,7 +3430,7 @@
         <w:t xml:space="preserve">History: </w:t>
       </w:r>
       <w:r>
-        <w:t>Design practice from March 2024; incorporated 2026.</w:t>
+        <w:t>Design practice from March 2024; incorporated 2026. Council projects include, for Tablelands Regional Council (QLD), engineering for the rectification of a floodway on Council's road network and for a landfill leachate storage facility.</w:t>
       </w:r>
     </w:p>
     <w:p>
@@ -3502,7 +3502,7 @@
         <w:rPr>
           <w:i w:val="0"/>
         </w:rPr>
-        <w:t>[TBC - Jayden: at least three similar projects in the last five years with referees. JCE has none of its own; use the data capture and valuation partners' projects from their quotes (due 21/10/2026), labelled as the partner's projects, with referees who have agreed to be contacted.]</w:t>
+        <w:t>[TBC - Jayden: two more similar projects in the last five years with referees. Row 1 (floodway rectification for Tablelands Regional Council) is a council road-network project but not a condition audit or revaluation; JCE has no condition audit or revaluation project of its own; use the data capture and valuation partners' projects from their quotes (due 21/10/2026), labelled as the partner's projects, with referees who have agreed to be contacted.]</w:t>
       </w:r>
     </w:p>
     <w:p>
@@ -3597,7 +3597,7 @@
               <w:rPr>
                 <w:sz w:val="17"/>
               </w:rPr>
-              <w:t>Contract Name: [TBC]</w:t>
+              <w:t>Contract Name: Floodway rectification</w:t>
             </w:r>
           </w:p>
           <w:p>
@@ -3609,7 +3609,7 @@
               <w:rPr>
                 <w:sz w:val="17"/>
               </w:rPr>
-              <w:t>Description: [TBC]</w:t>
+              <w:t>Description: Engineering for the rectification of a floodway on Council's road network (JCE)</w:t>
             </w:r>
           </w:p>
           <w:p>
@@ -3621,7 +3621,7 @@
               <w:rPr>
                 <w:sz w:val="17"/>
               </w:rPr>
-              <w:t>Location: [TBC]</w:t>
+              <w:t>Location: Tablelands Regional Council (QLD) [TBC - Jayden: site]</w:t>
             </w:r>
           </w:p>
           <w:p>
@@ -3633,7 +3633,7 @@
               <w:rPr>
                 <w:sz w:val="17"/>
               </w:rPr>
-              <w:t>Value: [TBC]</w:t>
+              <w:t>Value: [TBC - Jayden]</w:t>
             </w:r>
           </w:p>
           <w:p>
@@ -3645,7 +3645,7 @@
               <w:rPr>
                 <w:sz w:val="17"/>
               </w:rPr>
-              <w:t>Date undertaken: [TBC]</w:t>
+              <w:t>Date undertaken: [TBC - Jayden: year; must be within the last five years]</w:t>
             </w:r>
           </w:p>
         </w:tc>
@@ -3663,7 +3663,7 @@
               <w:rPr>
                 <w:sz w:val="17"/>
               </w:rPr>
-              <w:t>Name: [TBC]</w:t>
+              <w:t>Name: Darren Quilliam</w:t>
             </w:r>
           </w:p>
           <w:p>
@@ -3675,7 +3675,7 @@
               <w:rPr>
                 <w:sz w:val="17"/>
               </w:rPr>
-              <w:t>Organisation: [TBC]</w:t>
+              <w:t>Organisation: Tablelands Regional Council (QLD)</w:t>
             </w:r>
           </w:p>
           <w:p>
@@ -3687,7 +3687,7 @@
               <w:rPr>
                 <w:sz w:val="17"/>
               </w:rPr>
-              <w:t>Role: [TBC]</w:t>
+              <w:t>Role: [TBC - Jayden]</w:t>
             </w:r>
           </w:p>
           <w:p>
@@ -3699,7 +3699,7 @@
               <w:rPr>
                 <w:sz w:val="17"/>
               </w:rPr>
-              <w:t>Phone: [TBC]</w:t>
+              <w:t>Phone: [TBC - Jayden]</w:t>
             </w:r>
           </w:p>
           <w:p>
@@ -3711,7 +3711,7 @@
               <w:rPr>
                 <w:sz w:val="17"/>
               </w:rPr>
-              <w:t>Email: [TBC]</w:t>
+              <w:t>Email: [TBC - Jayden]</w:t>
             </w:r>
           </w:p>
         </w:tc>

--- a/FP/VP527819/Final/IWC Transport Condition Audit_Reval RFT 47-26 Returnable Documents_JCE_FILLED_RevG.docx
+++ b/FP/VP527819/Final/IWC Transport Condition Audit_Reval RFT 47-26 Returnable Documents_JCE_FILLED_RevG.docx
@@ -3511,6 +3511,14 @@
           <w:i w:val="0"/>
         </w:rPr>
         <w:t>Related capability project (supports capability only; it is a private farm drainage job, not one of the three similar council transport-asset projects): Farm drainage works, private rural client (Craig Sullivan): drone photogrammetry survey of the property using RTK-positioned automated flights, processed in Autodesk ReCap Pro to a terrain surface used to design the drainage works. Referee: Craig Sullivan, private client, phone and email [TBC - Jayden, with his consent].</w:t>
+      </w:r>
+    </w:p>
+    <w:p>
+      <w:r>
+        <w:rPr>
+          <w:i w:val="0"/>
+        </w:rPr>
+        <w:t>Additional referee for Defence and head-contractor delivery (not one of the three similar projects): RAAF Base Townsville, Defence delivery project: engineering delivery for CPB Contractors (head contractor). Referee: Maverick Partner, CPB Contractors, phone and email [TBC - Jayden, with consent].</w:t>
       </w:r>
     </w:p>
     <w:tbl>

--- a/FP/VP527819/Final/IWC Transport Condition Audit_Reval RFT 47-26 Returnable Documents_JCE_FILLED_RevG.docx
+++ b/FP/VP527819/Final/IWC Transport Condition Audit_Reval RFT 47-26 Returnable Documents_JCE_FILLED_RevG.docx
@@ -3430,7 +3430,7 @@
         <w:t xml:space="preserve">History: </w:t>
       </w:r>
       <w:r>
-        <w:t>Design practice from March 2024; incorporated 2026. Council projects include, for Tablelands Regional Council (QLD), engineering for the rectification of a floodway on Council's road network and for a landfill leachate storage facility.</w:t>
+        <w:t>Design practice from March 2024; incorporated 2026.</w:t>
       </w:r>
     </w:p>
     <w:p>
@@ -3502,7 +3502,7 @@
         <w:rPr>
           <w:i w:val="0"/>
         </w:rPr>
-        <w:t>[TBC - Jayden: two more similar projects in the last five years with referees. Row 1 (floodway rectification for Tablelands Regional Council) is a council road-network project but not a condition audit or revaluation; JCE has no condition audit or revaluation project of its own; use the data capture and valuation partners' projects from their quotes (due 21/10/2026), labelled as the partner's projects, with referees who have agreed to be contacted.]</w:t>
+        <w:t>[TBC - Jayden: three similar projects by the tenderer in the last five years with referees. JCE has no condition audit or revaluation project of its own (Jayden's Tablelands Regional Council work was done while at Langtrees, so it is shown in Returnable 12, not here); use the data capture and valuation partners' projects from their quotes (due 21/10/2026), labelled as the partner's projects, with referees who have agreed to be contacted.]</w:t>
       </w:r>
     </w:p>
     <w:p>
@@ -3605,7 +3605,7 @@
               <w:rPr>
                 <w:sz w:val="17"/>
               </w:rPr>
-              <w:t>Contract Name: Floodway rectification</w:t>
+              <w:t>Contract Name: [TBC]</w:t>
             </w:r>
           </w:p>
           <w:p>
@@ -3617,7 +3617,7 @@
               <w:rPr>
                 <w:sz w:val="17"/>
               </w:rPr>
-              <w:t>Description: Engineering for the rectification of a floodway on Council's road network (JCE)</w:t>
+              <w:t>Description: [TBC]</w:t>
             </w:r>
           </w:p>
           <w:p>
@@ -3629,7 +3629,7 @@
               <w:rPr>
                 <w:sz w:val="17"/>
               </w:rPr>
-              <w:t>Location: Tablelands Regional Council (QLD) [TBC - Jayden: site]</w:t>
+              <w:t>Location: [TBC]</w:t>
             </w:r>
           </w:p>
           <w:p>
@@ -3641,7 +3641,7 @@
               <w:rPr>
                 <w:sz w:val="17"/>
               </w:rPr>
-              <w:t>Value: [TBC - Jayden]</w:t>
+              <w:t>Value: [TBC]</w:t>
             </w:r>
           </w:p>
           <w:p>
@@ -3653,7 +3653,7 @@
               <w:rPr>
                 <w:sz w:val="17"/>
               </w:rPr>
-              <w:t>Date undertaken: [TBC - Jayden: year; must be within the last five years]</w:t>
+              <w:t>Date undertaken: [TBC]</w:t>
             </w:r>
           </w:p>
         </w:tc>
@@ -3671,7 +3671,7 @@
               <w:rPr>
                 <w:sz w:val="17"/>
               </w:rPr>
-              <w:t>Name: Darren Quilliam</w:t>
+              <w:t>Name: [TBC]</w:t>
             </w:r>
           </w:p>
           <w:p>
@@ -3683,7 +3683,7 @@
               <w:rPr>
                 <w:sz w:val="17"/>
               </w:rPr>
-              <w:t>Organisation: Tablelands Regional Council (QLD)</w:t>
+              <w:t>Organisation: [TBC]</w:t>
             </w:r>
           </w:p>
           <w:p>
@@ -3695,7 +3695,7 @@
               <w:rPr>
                 <w:sz w:val="17"/>
               </w:rPr>
-              <w:t>Role: [TBC - Jayden]</w:t>
+              <w:t>Role: [TBC]</w:t>
             </w:r>
           </w:p>
           <w:p>
@@ -3707,7 +3707,7 @@
               <w:rPr>
                 <w:sz w:val="17"/>
               </w:rPr>
-              <w:t>Phone: [TBC - Jayden]</w:t>
+              <w:t>Phone: [TBC]</w:t>
             </w:r>
           </w:p>
           <w:p>
@@ -3719,7 +3719,7 @@
               <w:rPr>
                 <w:sz w:val="17"/>
               </w:rPr>
-              <w:t>Email: [TBC - Jayden]</w:t>
+              <w:t>Email: [TBC]</w:t>
             </w:r>
           </w:p>
         </w:tc>
@@ -4159,7 +4159,7 @@
               <w:rPr>
                 <w:sz w:val="17"/>
               </w:rPr>
-              <w:t>BEng (Hons) Civil; MIEAust (11036201); 8+ years civil engineering and design management</w:t>
+              <w:t>BEng (Hons) Civil; MIEAust (11036201); 8+ years civil engineering and design management. While at Langtrees: floodway rectification on Council's road network and a landfill leachate storage facility for Tablelands Regional Council (QLD), referee Darren Quilliam</w:t>
             </w:r>
           </w:p>
         </w:tc>

--- a/FP/VP527819/Final/IWC Transport Condition Audit_Reval RFT 47-26 Returnable Documents_JCE_FILLED_RevG.docx
+++ b/FP/VP527819/Final/IWC Transport Condition Audit_Reval RFT 47-26 Returnable Documents_JCE_FILLED_RevG.docx
@@ -634,7 +634,7 @@
               <w:rPr>
                 <w:sz w:val="17"/>
               </w:rPr>
-              <w:t>$432,330.00</w:t>
+              <w:t>$433,850.00</w:t>
             </w:r>
           </w:p>
         </w:tc>
@@ -1584,7 +1584,7 @@
                 <w:b/>
                 <w:sz w:val="17"/>
               </w:rPr>
-              <w:t>$435,570.00</w:t>
+              <w:t>$437,090.00</w:t>
             </w:r>
           </w:p>
         </w:tc>
@@ -1687,7 +1687,7 @@
                 <w:b/>
                 <w:sz w:val="17"/>
               </w:rPr>
-              <w:t>$43,557.00</w:t>
+              <w:t>$43,709.00</w:t>
             </w:r>
           </w:p>
         </w:tc>
@@ -1785,7 +1785,7 @@
                 <w:b/>
                 <w:sz w:val="17"/>
               </w:rPr>
-              <w:t>$479,127.00</w:t>
+              <w:t>$480,799.00</w:t>
             </w:r>
           </w:p>
         </w:tc>
@@ -4200,7 +4200,7 @@
               <w:rPr>
                 <w:sz w:val="17"/>
               </w:rPr>
-              <w:t>Sunny Lotay, Associate (Lotay Civil) [TBC - Jayden: confirm]</w:t>
+              <w:t>Sunny Lotay, Associate Principal Engineer (RPEQ, NER), Lotay Civil</w:t>
             </w:r>
           </w:p>
         </w:tc>
@@ -4218,7 +4218,7 @@
               <w:rPr>
                 <w:sz w:val="17"/>
               </w:rPr>
-              <w:t>Associate</w:t>
+              <w:t>Standing associate agreement with JCE (not an employee)</w:t>
             </w:r>
           </w:p>
         </w:tc>
@@ -4236,7 +4236,7 @@
               <w:rPr>
                 <w:sz w:val="17"/>
               </w:rPr>
-              <w:t>NER, RPEng (Vic) [TBC - Jayden: confirm years of experience]</w:t>
+              <w:t>RPEQ, NER</w:t>
             </w:r>
           </w:p>
         </w:tc>
@@ -4254,7 +4254,7 @@
               <w:rPr>
                 <w:sz w:val="17"/>
               </w:rPr>
-              <w:t>Data QA and GIS outputs</w:t>
+              <w:t>Core team: technical reviewer and certifying engineer on JCE commissions; audit sampling; backup project lead</w:t>
             </w:r>
           </w:p>
         </w:tc>

--- a/FP/VP527819/Final/IWC Transport Condition Audit_Reval RFT 47-26 Returnable Documents_JCE_FILLED_RevG.docx
+++ b/FP/VP527819/Final/IWC Transport Condition Audit_Reval RFT 47-26 Returnable Documents_JCE_FILLED_RevG.docx
@@ -3502,7 +3502,7 @@
         <w:rPr>
           <w:i w:val="0"/>
         </w:rPr>
-        <w:t>[TBC - Jayden: three similar projects by the tenderer in the last five years with referees. JCE has no condition audit or revaluation project of its own (Jayden's Tablelands Regional Council work was done while at Langtrees, so it is shown in Returnable 12, not here); use the data capture and valuation partners' projects from their quotes (due 21/10/2026), labelled as the partner's projects, with referees who have agreed to be contacted.]</w:t>
+        <w:t xml:space="preserve">[TBC - Jayden: three similar projects by the tenderer in the last five years with referees. JCE has no condition audit or revaluation project of its own (Jayden's Tablelands Regional Council work was done while at Langtree Consulting, so it is shown in Returnable 12, not here); use the data capture and valuation partners' projects from their quotes (due 21/10/2026), labelled as the partner's projects, with referees who have agreed to be contacted.]</w:t>
       </w:r>
     </w:p>
     <w:p>
@@ -3518,7 +3518,7 @@
         <w:rPr>
           <w:i w:val="0"/>
         </w:rPr>
-        <w:t>Additional referee for Defence and head-contractor delivery (not one of the three similar projects): RAAF Base Townsville, Defence delivery project: engineering delivery for CPB Contractors (head contractor). Referee: Maverick Partner, CPB Contractors, phone and email [TBC - Jayden, with consent].</w:t>
+        <w:t xml:space="preserve">Additional referee for Defence and head-contractor delivery (not one of the three similar projects): RAAF Base Townsville, Defence delivery project: engineering delivery for CPB Contractors (head contractor). Referee: Maverick Parker, CPB Contractors, Maverick.Parker@cpbcon.com.au, phone [TBC - Jayden, with consent].</w:t>
       </w:r>
     </w:p>
     <w:tbl>
@@ -4159,7 +4159,7 @@
               <w:rPr>
                 <w:sz w:val="17"/>
               </w:rPr>
-              <w:t>BEng (Hons) Civil; MIEAust (11036201); 8+ years civil engineering and design management. While at Langtrees: floodway rectification on Council's road network and a landfill leachate storage facility for Tablelands Regional Council (QLD), referee Darren Quilliam</w:t>
+              <w:t xml:space="preserve">BEng (Hons) Civil; MIEAust (11036201); 8+ years civil engineering and design management. While at Langtree Consulting: floodway rectification on Council's road network and the Ravenshoe leachate storage facility design modification (2025) for Tablelands Regional Council (QLD), referee Darren Quilliam</w:t>
             </w:r>
           </w:p>
         </w:tc>
